--- a/data/revised_2026-10_full/tracked/v2/Maths/SS1.1_Real_Numbers/Mathematics_Real_Numbers_SummaryTable_TRACKED.docx
+++ b/data/revised_2026-10_full/tracked/v2/Maths/SS1.1_Real_Numbers/Mathematics_Real_Numbers_SummaryTable_TRACKED.docx
@@ -1077,7 +1077,7 @@
               </w:rPr>
               <w:t xml:space="preserve">No decimal that ends can square to exactly 2, and </w:t>
             </w:r>
-            <w:del w:id="9001" w:author="Claude (AI) - proposed" w:date="2026-10-15T12:57:31Z">
+            <w:del w:id="9001" w:author="Claude (AI) - proposed" w:date="2026-10-18T00:30:41Z">
               <w:r>
                 <w:rPr>
                   <w:rFonts w:ascii="Arial" w:cs="Arial" w:eastAsia="Arial" w:hAnsi="Arial"/>
@@ -1092,7 +1092,7 @@
                 <w:delText xml:space="preserve">√2 has</w:delText>
               </w:r>
             </w:del>
-            <w:ins w:id="9002" w:author="Claude (AI) - proposed" w:date="2026-10-15T12:57:31Z">
+            <w:ins w:id="9002" w:author="Claude (AI) - proposed" w:date="2026-10-18T00:30:41Z">
               <w:r>
                 <w:rPr>
                   <w:rFonts w:ascii="Arial" w:cs="Arial" w:eastAsia="Arial" w:hAnsi="Arial"/>
@@ -1120,7 +1120,7 @@
               </w:rPr>
               <w:t xml:space="preserve"> no repeating block</w:t>
             </w:r>
-            <w:del w:id="9003" w:author="Claude (AI) - proposed" w:date="2026-10-15T12:57:31Z">
+            <w:del w:id="9003" w:author="Claude (AI) - proposed" w:date="2026-10-18T00:30:41Z">
               <w:r>
                 <w:rPr>
                   <w:rFonts w:ascii="Arial" w:cs="Arial" w:eastAsia="Arial" w:hAnsi="Arial"/>
@@ -1135,7 +1135,7 @@
                 <w:delText xml:space="preserve">, so</w:delText>
               </w:r>
             </w:del>
-            <w:ins w:id="9004" w:author="Claude (AI) - proposed" w:date="2026-10-15T12:57:31Z">
+            <w:ins w:id="9004" w:author="Claude (AI) - proposed" w:date="2026-10-18T00:30:41Z">
               <w:r>
                 <w:rPr>
                   <w:rFonts w:ascii="Arial" w:cs="Arial" w:eastAsia="Arial" w:hAnsi="Arial"/>
@@ -1163,7 +1163,7 @@
               </w:rPr>
               <w:t xml:space="preserve"> √2 cannot be written as a fraction a/b</w:t>
             </w:r>
-            <w:del w:id="9005" w:author="Claude (AI) - proposed" w:date="2026-10-15T12:57:31Z">
+            <w:del w:id="9005" w:author="Claude (AI) - proposed" w:date="2026-10-18T00:30:41Z">
               <w:r>
                 <w:rPr>
                   <w:rFonts w:ascii="Arial" w:cs="Arial" w:eastAsia="Arial" w:hAnsi="Arial"/>
@@ -1178,7 +1178,7 @@
                 <w:delText xml:space="preserve">:</w:delText>
               </w:r>
             </w:del>
-            <w:ins w:id="9006" w:author="Claude (AI) - proposed" w:date="2026-10-15T12:57:31Z">
+            <w:ins w:id="9006" w:author="Claude (AI) - proposed" w:date="2026-10-18T00:30:41Z">
               <w:r>
                 <w:rPr>
                   <w:rFonts w:ascii="Arial" w:cs="Arial" w:eastAsia="Arial" w:hAnsi="Arial"/>
@@ -1206,7 +1206,7 @@
               </w:rPr>
               <w:t xml:space="preserve"> it is an irrational number</w:t>
             </w:r>
-            <w:ins w:id="9007" w:author="Claude (AI) - proposed" w:date="2026-10-15T12:57:31Z">
+            <w:ins w:id="9007" w:author="Claude (AI) - proposed" w:date="2026-10-18T00:30:41Z">
               <w:r>
                 <w:rPr>
                   <w:rFonts w:ascii="Arial" w:cs="Arial" w:eastAsia="Arial" w:hAnsi="Arial"/>
@@ -1355,7 +1355,7 @@
               </w:rPr>
               <w:t xml:space="preserve">We observed that dividing 1 by 2, 4, 8, 6, 15, 45, 1/2 and 2.5 gives 0.5, 0.25, 0.125, 0.1667, 0.</w:t>
             </w:r>
-            <w:del w:id="9008" w:author="Claude (AI) - proposed" w:date="2026-10-15T12:57:31Z">
+            <w:del w:id="9008" w:author="Claude (AI) - proposed" w:date="2026-10-18T00:30:41Z">
               <w:r>
                 <w:rPr>
                   <w:rFonts w:ascii="Arial" w:cs="Arial" w:eastAsia="Arial" w:hAnsi="Arial"/>
@@ -1370,7 +1370,7 @@
                 <w:delText xml:space="preserve">0667</w:delText>
               </w:r>
             </w:del>
-            <w:ins w:id="9009" w:author="Claude (AI) - proposed" w:date="2026-10-15T12:57:31Z">
+            <w:ins w:id="9009" w:author="Claude (AI) - proposed" w:date="2026-10-18T00:30:41Z">
               <w:r>
                 <w:rPr>
                   <w:rFonts w:ascii="Arial" w:cs="Arial" w:eastAsia="Arial" w:hAnsi="Arial"/>
@@ -1431,7 +1431,7 @@
               </w:rPr>
               <w:t xml:space="preserve">The reciprocal of a number n is 1 ÷ n, written 1/n. It is found by division, and n × 1/n = 1. Zero has no reciprocal. Recurring reciprocals such as 1/6 are rounded to 4 </w:t>
             </w:r>
-            <w:del w:id="9010" w:author="Claude (AI) - proposed" w:date="2026-10-15T12:57:31Z">
+            <w:del w:id="9010" w:author="Claude (AI) - proposed" w:date="2026-10-18T00:30:41Z">
               <w:r>
                 <w:rPr>
                   <w:rFonts w:ascii="Arial" w:cs="Arial" w:eastAsia="Arial" w:hAnsi="Arial"/>
@@ -1446,7 +1446,7 @@
                 <w:delText xml:space="preserve">d.p. or 4 s.f.</w:delText>
               </w:r>
             </w:del>
-            <w:ins w:id="9011" w:author="Claude (AI) - proposed" w:date="2026-10-15T12:57:31Z">
+            <w:ins w:id="9011" w:author="Claude (AI) - proposed" w:date="2026-10-18T00:30:41Z">
               <w:r>
                 <w:rPr>
                   <w:rFonts w:ascii="Arial" w:cs="Arial" w:eastAsia="Arial" w:hAnsi="Arial"/>
@@ -1924,7 +1924,7 @@
         </w:rPr>
         <w:t xml:space="preserve">© 2026 SeaVuria and ARES. This work is licensed under a </w:t>
       </w:r>
-      <w:hyperlink w:history="1" r:id="rIdg0qax0y4dyvpubgayct8c">
+      <w:hyperlink w:history="1" r:id="rIdefxy6ewpnwxpapjine07p">
         <w:r>
           <w:rPr>
             <w:rFonts w:ascii="Arial" w:cs="Arial" w:eastAsia="Arial" w:hAnsi="Arial"/>
@@ -1944,7 +1944,7 @@
         </w:rPr>
         <w:t xml:space="preserve"> (</w:t>
       </w:r>
-      <w:hyperlink w:history="1" r:id="rIdu9jrugky0h6cyu0vildqb">
+      <w:hyperlink w:history="1" r:id="rIdp8oautvd8rq0p0nzg8lf1">
         <w:r>
           <w:rPr>
             <w:rFonts w:ascii="Arial" w:cs="Arial" w:eastAsia="Arial" w:hAnsi="Arial"/>
@@ -1964,7 +1964,7 @@
         </w:rPr>
         <w:t xml:space="preserve">). To view a copy of this license, visit </w:t>
       </w:r>
-      <w:hyperlink w:history="1" r:id="rIdfq_p8islrx2gylceth4zx">
+      <w:hyperlink w:history="1" r:id="rIdx5mrx6oci7pznzjpmb3ah">
         <w:r>
           <w:rPr>
             <w:rFonts w:ascii="Arial" w:cs="Arial" w:eastAsia="Arial" w:hAnsi="Arial"/>
